--- a/companies/hollowell-ip/Firm/Firm Overview 2022 v3.docx
+++ b/companies/hollowell-ip/Firm/Firm Overview 2022 v3.docx
@@ -7,17 +7,12 @@
         <w:pStyle w:val="Heading1"/>
       </w:pPr>
       <w:r>
-        <w:t>Hollowell Patent Group PLLC — Firm Overview</w:t>
+        <w:t>Hollowell Patent Group PLLC</w:t>
       </w:r>
     </w:p>
     <w:p>
       <w:r>
-        <w:t>This firm is a patent boutique. We prepare and prosecute patent applications, review and maintain portfolios, write freedom-to-operate opinions, and defend what we file. We do not do the rest of what a law firm can do, and we say so at the outset of every engagement rather than discovering the limit alongside a client in the middle of one.</w:t>
-      </w:r>
-    </w:p>
-    <w:p>
-      <w:r>
-        <w:t>The premise has not changed since the firm opened, and this overview revises the previous one only where the practice has actually moved. A boutique survives on the dates it does not miss. A missed date is the single error this firm cannot absorb, cannot bill around, and cannot explain to a client in a way that repairs the position it cost them. Everything below is what happens in the intervals between those dates.</w:t>
+        <w:t>Hollowell Patent Group is a patent boutique. We build and defend patent portfolios for companies whose products depend on the claims holding up, and we keep the practice deliberately small, so that the agents and attorneys who take a client's first call are the same people who prosecute that client's applications and answer for them afterward. What follows describes what the firm does, how the work is organized, and the standards the practice holds itself to.</w:t>
       </w:r>
     </w:p>
     <w:p>
@@ -25,39 +20,17 @@
         <w:pStyle w:val="Heading2"/>
       </w:pPr>
       <w:r>
-        <w:t>Practice</w:t>
+        <w:t>What the Firm Does</w:t>
       </w:r>
     </w:p>
     <w:p>
-      <w:pPr>
-        <w:pStyle w:val="ListBullet"/>
-      </w:pPr>
       <w:r>
-        <w:t>Preparation and prosecution: drafting from the disclosure as it exists, office action responses argued element by element, appeals where the record supports one, and continuation practice governed by the client's plans rather than by ours.</w:t>
+        <w:t>The firm's center of gravity is patent prosecution: drafting new applications, filing them, and carrying them through examination, which means writing the office-action responses and claim amendments that answer an examiner's rejections rather than handing a client a filing and stepping away. Most of that work sits in the technologies our clients actually build, which for this firm has meant a steady diet of medical-device and hardware matters, where the claims sit close to the engineering and a drafting choice made early is expensive to unwind years later.</w:t>
       </w:r>
     </w:p>
     <w:p>
-      <w:pPr>
-        <w:pStyle w:val="ListBullet"/>
-      </w:pPr>
       <w:r>
-        <w:t>Portfolio review: by family, on a stated cycle, producing a written record of every live matter, every issued right, and every abandonment with its reason. The reviews are long. That is the intended length.</w:t>
-      </w:r>
-    </w:p>
-    <w:p>
-      <w:pPr>
-        <w:pStyle w:val="ListBullet"/>
-      </w:pPr>
-      <w:r>
-        <w:t>Freedom-to-operate: privileged memoranda that state the searches performed, the boundaries of what was looked at, and only the conclusion the record will carry. The scope section is not preamble; it is the part that keeps the opinion honest three years later.</w:t>
-      </w:r>
-    </w:p>
-    <w:p>
-      <w:pPr>
-        <w:pStyle w:val="ListBullet"/>
-      </w:pPr>
-      <w:r>
-        <w:t>Defense and support: responses to third-party challenges, and support to a client's counsel where a matter leaves this office.</w:t>
+        <w:t>Three related lines of work run alongside prosecution. We manage portfolios by family and technology, so that decisions to file, maintain, or let a patent lapse are made against the whole rather than one matter at a time; we prepare freedom-to-operate, patentability, and related opinions, qualified to the degree the question and the record actually warrant and marked privileged where they belong; and we produce the structured portfolio reviews and short client updates that keep an owner current on where each family stands. None of these is billed as an add-on to prosecution so much as a different view of the same portfolio, read at a different range.</w:t>
       </w:r>
     </w:p>
     <w:p>
@@ -65,17 +38,17 @@
         <w:pStyle w:val="Heading2"/>
       </w:pPr>
       <w:r>
-        <w:t>Clients</w:t>
+        <w:t>How Clients Hear From the Firm</w:t>
       </w:r>
     </w:p>
     <w:p>
       <w:r>
-        <w:t>The firm's engagements of record at this date are with Odonnell Inc, Middleton, Sullivan and Wiley, and Keith-Duarte. Their portfolios differ in size, in rhythm, and in what they need from counsel in a given quarter, and the firm has resisted flattening those differences into a single service model to make its own scheduling easier.</w:t>
+        <w:t>The firm reports the way the work actually moves. Routine updates are short and go out against a docket number, so that a client can file a note and find it again later without reading a page of preamble to recover a single date. Portfolio reviews are the opposite in every respect, long and structured and organized by family, because a portfolio is only legible when the related matters are read together rather than one at a time.</w:t>
       </w:r>
     </w:p>
     <w:p>
       <w:r>
-        <w:t>Representative work across those engagements looks the same on paper from the outside and is not the same underneath: disclosure review and drafting, prosecution to grant or to a considered abandonment, portfolio review by family on the cycle each client's letter sets, and freedom-to-operate analysis when a product decision is waiting on it. Beyond that description we do not go here. What a particular client holds, what it is pursuing, and what it decided not to pursue are matters for the file and for privileged correspondence, not for an overview that will be handed to people who are not the client.</w:t>
+        <w:t>When a board wants the whole picture at once, the firm will put the portfolio on a page, and it will do so without letting a one-page summary imply a certainty the underlying files do not carry. The register changes with the audience, but the discipline behind it does not, and every number, date, and status in a client-facing document traces back to the firm's own records rather than to a drafter's memory.</w:t>
       </w:r>
     </w:p>
     <w:p>
@@ -83,12 +56,12 @@
         <w:pStyle w:val="Heading2"/>
       </w:pPr>
       <w:r>
-        <w:t>Engagement terms</w:t>
+        <w:t>Representative Client Work</w:t>
       </w:r>
     </w:p>
     <w:p>
       <w:r>
-        <w:t>We bill by the matter. The engagement letter states the scope, states what falls outside it, records the conflicts check and what we will do if a conflict later appears, and sets out the consequence of an unpaid invoice. Those provisions are negotiated before signature or not at all. Work outside a scope is engaged by a new letter. In several years of doing it this way, no client has complained about the letter being explicit, and the ones who read it closely have been the easiest to represent.</w:t>
+        <w:t>The firm's clients are confidential to the matters they belong to, but a few engagements illustrate the shape of a typical relationship more usefully than a description would. The firm's work for Odonnell Inc, for Middleton, Sullivan and Wiley, and for Keith-Duarte is representative of the practice: portfolios prosecuted and managed over a span of years, organized by family, and reported against a docket the client can rely on. These are offered as examples of how the firm engages, drawn from its recent work, and not as an accounting of everyone the firm represents.</w:t>
       </w:r>
     </w:p>
     <w:p>
@@ -96,25 +69,27 @@
         <w:pStyle w:val="Heading2"/>
       </w:pPr>
       <w:r>
-        <w:t>Docketing</w:t>
+        <w:t>The Standards Behind the Work</w:t>
       </w:r>
     </w:p>
     <w:p>
       <w:r>
-        <w:t>The docket is the firm's spine. Dates are entered on receipt, confirmed against the source, and reconfirmed on a schedule that does not depend on anyone remembering to run it. No attorney's word substitutes for an entry. Every date on the calendar can be reconstructed on demand, showing the document it came from and the calculation that produced it, and that reconstruction is treated as routine work rather than as an accusation. Requests to move a date are answered in writing.</w:t>
-      </w:r>
-    </w:p>
-    <w:p>
-      <w:pPr>
-        <w:pStyle w:val="Heading2"/>
-      </w:pPr>
-      <w:r>
-        <w:t>How we write</w:t>
+        <w:t>How the firm takes a matter is part of the service it provides. Every engagement opens with a letter that states in plain terms what the firm will do, what it costs, who does the work, and what happens if an invoice goes unpaid, because a scope question is far less costly to settle at the start of a matter than in the middle of a prosecution. A conflicts check runs before any file is opened, and the firm declines the matters it cannot take cleanly.</w:t>
       </w:r>
     </w:p>
     <w:p>
       <w:r>
-        <w:t>Precision is not a house style here; it is the product. Our letters name people in full and our opinions carry their conditions in the sentence rather than in a footnote. If our correspondence reads as more careful than a client expected, the care is load-bearing. Questions about scope, conflicts, or fees are answered by Mary Bradley, Managing Partner, and are better asked before an engagement letter is signed than after.</w:t>
+        <w:t>The practice is careful about certainty. Counsel who tells a client that a product does not infringe, flatly and without qualification, has written a liability rather than an opinion, so the firm's memoranda carry the qualifications the analysis supports and no more confidence than the record will bear.</w:t>
+      </w:r>
+    </w:p>
+    <w:p>
+      <w:r>
+        <w:t>Underneath all of it is the docket, which the firm treats as the one discipline nothing else can make up for. Nothing goes out and no deadline passes without routing through docketing, a confirmed date is not moved without a reason on the record, and a missed date remains the single mistake this practice does not consider survivable.</w:t>
+      </w:r>
+    </w:p>
+    <w:p>
+      <w:r>
+        <w:t>A company considering whether to move its patent work to the firm should start with a short conversation rather than a written proposal. The next step is to write to Mary Bradley, Managing Partner, who handles new inquiries herself and will run a conflicts check before the firm opens a file.</w:t>
       </w:r>
     </w:p>
     <w:sectPr>
